--- a/Docs/Telas Router.docx
+++ b/Docs/Telas Router.docx
@@ -16,68 +16,12 @@
         <w:t>s</w:t>
       </w:r>
       <w:r>
-        <w:t xml:space="preserve"> tipo “</w:t>
-      </w:r>
-      <w:proofErr w:type="spellStart"/>
-      <w:r>
-        <w:t>list</w:t>
-      </w:r>
-      <w:proofErr w:type="spellEnd"/>
-      <w:r>
-        <w:t>” que mostram as configurações de roteadores (</w:t>
-      </w:r>
-      <w:proofErr w:type="spellStart"/>
-      <w:r>
-        <w:t>edge</w:t>
-      </w:r>
-      <w:proofErr w:type="spellEnd"/>
-      <w:r>
-        <w:t xml:space="preserve"> </w:t>
-      </w:r>
-      <w:proofErr w:type="spellStart"/>
-      <w:r>
-        <w:t>routers</w:t>
-      </w:r>
-      <w:proofErr w:type="spellEnd"/>
-      <w:r>
-        <w:t xml:space="preserve">), túneis </w:t>
-      </w:r>
-      <w:proofErr w:type="spellStart"/>
-      <w:r>
-        <w:t>PolKA</w:t>
-      </w:r>
-      <w:proofErr w:type="spellEnd"/>
-      <w:r>
-        <w:t xml:space="preserve"> e as políticas (</w:t>
-      </w:r>
-      <w:proofErr w:type="spellStart"/>
-      <w:r>
-        <w:t>access</w:t>
-      </w:r>
-      <w:proofErr w:type="spellEnd"/>
-      <w:r>
-        <w:t xml:space="preserve"> </w:t>
-      </w:r>
-      <w:proofErr w:type="spellStart"/>
-      <w:r>
-        <w:t>list</w:t>
-      </w:r>
-      <w:proofErr w:type="spellEnd"/>
-      <w:r>
-        <w:t>)</w:t>
-      </w:r>
-    </w:p>
-    <w:p>
-      <w:r>
-        <w:t xml:space="preserve">Na janela (3) executamos o script ‘router.py’ para criar uma configuração de acesso a um roteador </w:t>
-      </w:r>
-      <w:proofErr w:type="spellStart"/>
-      <w:r>
-        <w:t>edge</w:t>
-      </w:r>
-      <w:proofErr w:type="spellEnd"/>
-      <w:r>
-        <w:t>, isso precisa ser feito apenas na primeira vez, o servidor vai manter essa configuração em memória enquanto ele estiver sendo executado e serve para indicar como o FreeRtr será acessado.</w:t>
+        <w:t xml:space="preserve"> tipo “list” que mostram as configurações de roteadores (edge routers), túneis PolKA e as políticas (access list)</w:t>
+      </w:r>
+    </w:p>
+    <w:p>
+      <w:r>
+        <w:t>Na janela (3) executamos o script ‘router.py’ para criar uma configuração de acesso a um roteador edge, isso precisa ser feito apenas na primeira vez, o servidor vai manter essa configuração em memória enquanto ele estiver sendo executado e serve para indicar como o FreeRtr será acessado.</w:t>
       </w:r>
     </w:p>
     <w:p>
@@ -163,118 +107,7 @@
                 <w:szCs w:val="20"/>
                 <w:lang w:val="en-US"/>
               </w:rPr>
-              <w:t xml:space="preserve">1 | from </w:t>
-            </w:r>
-            <w:proofErr w:type="spellStart"/>
-            <w:r>
-              <w:rPr>
-                <w:rFonts w:ascii="Courier New" w:hAnsi="Courier New" w:cs="Courier New"/>
-                <w:sz w:val="20"/>
-                <w:szCs w:val="20"/>
-                <w:lang w:val="en-US"/>
-              </w:rPr>
-              <w:t>freertr_polka</w:t>
-            </w:r>
-            <w:proofErr w:type="spellEnd"/>
-            <w:r>
-              <w:rPr>
-                <w:rFonts w:ascii="Courier New" w:hAnsi="Courier New" w:cs="Courier New"/>
-                <w:sz w:val="20"/>
-                <w:szCs w:val="20"/>
-                <w:lang w:val="en-US"/>
-              </w:rPr>
-              <w:t xml:space="preserve"> import </w:t>
-            </w:r>
-            <w:proofErr w:type="spellStart"/>
-            <w:r>
-              <w:rPr>
-                <w:rFonts w:ascii="Courier New" w:hAnsi="Courier New" w:cs="Courier New"/>
-                <w:sz w:val="20"/>
-                <w:szCs w:val="20"/>
-                <w:lang w:val="en-US"/>
-              </w:rPr>
-              <w:t>freertr_polka</w:t>
-            </w:r>
-            <w:proofErr w:type="spellEnd"/>
-          </w:p>
-          <w:p>
-            <w:pPr>
-              <w:ind w:left="742" w:hanging="742"/>
-              <w:rPr>
-                <w:rFonts w:ascii="Courier New" w:hAnsi="Courier New" w:cs="Courier New"/>
-                <w:sz w:val="20"/>
-                <w:szCs w:val="20"/>
-                <w:lang w:val="en-US"/>
-              </w:rPr>
-            </w:pPr>
-            <w:r>
-              <w:rPr>
-                <w:rFonts w:ascii="Courier New" w:hAnsi="Courier New" w:cs="Courier New"/>
-                <w:sz w:val="20"/>
-                <w:szCs w:val="20"/>
-                <w:lang w:val="en-US"/>
-              </w:rPr>
-              <w:t xml:space="preserve">2 | </w:t>
-            </w:r>
-            <w:proofErr w:type="spellStart"/>
-            <w:r>
-              <w:rPr>
-                <w:rFonts w:ascii="Courier New" w:hAnsi="Courier New" w:cs="Courier New"/>
-                <w:sz w:val="20"/>
-                <w:szCs w:val="20"/>
-                <w:lang w:val="en-US"/>
-              </w:rPr>
-              <w:t>freertr</w:t>
-            </w:r>
-            <w:proofErr w:type="spellEnd"/>
-            <w:r>
-              <w:rPr>
-                <w:rFonts w:ascii="Courier New" w:hAnsi="Courier New" w:cs="Courier New"/>
-                <w:sz w:val="20"/>
-                <w:szCs w:val="20"/>
-                <w:lang w:val="en-US"/>
-              </w:rPr>
-              <w:t xml:space="preserve"> = </w:t>
-            </w:r>
-            <w:proofErr w:type="spellStart"/>
-            <w:r>
-              <w:rPr>
-                <w:rFonts w:ascii="Courier New" w:hAnsi="Courier New" w:cs="Courier New"/>
-                <w:sz w:val="20"/>
-                <w:szCs w:val="20"/>
-                <w:lang w:val="en-US"/>
-              </w:rPr>
-              <w:t>freertr_</w:t>
-            </w:r>
-            <w:proofErr w:type="gramStart"/>
-            <w:r>
-              <w:rPr>
-                <w:rFonts w:ascii="Courier New" w:hAnsi="Courier New" w:cs="Courier New"/>
-                <w:sz w:val="20"/>
-                <w:szCs w:val="20"/>
-                <w:lang w:val="en-US"/>
-              </w:rPr>
-              <w:t>polka</w:t>
-            </w:r>
-            <w:proofErr w:type="spellEnd"/>
-            <w:r>
-              <w:rPr>
-                <w:rFonts w:ascii="Courier New" w:hAnsi="Courier New" w:cs="Courier New"/>
-                <w:sz w:val="20"/>
-                <w:szCs w:val="20"/>
-                <w:lang w:val="en-US"/>
-              </w:rPr>
-              <w:t>(</w:t>
-            </w:r>
-            <w:proofErr w:type="gramEnd"/>
-            <w:r>
-              <w:rPr>
-                <w:rFonts w:ascii="Courier New" w:hAnsi="Courier New" w:cs="Courier New"/>
-                <w:sz w:val="20"/>
-                <w:szCs w:val="20"/>
-                <w:lang w:val="en-US"/>
-              </w:rPr>
-              <w:t>)</w:t>
+              <w:t>1 | from freertr_polka import freertr_polka</w:t>
             </w:r>
           </w:p>
           <w:p>
@@ -294,38 +127,7 @@
                 <w:szCs w:val="20"/>
                 <w:lang w:val="en-US"/>
               </w:rPr>
-              <w:t xml:space="preserve">3 | </w:t>
-            </w:r>
-            <w:proofErr w:type="spellStart"/>
-            <w:proofErr w:type="gramStart"/>
-            <w:r>
-              <w:rPr>
-                <w:rFonts w:ascii="Courier New" w:hAnsi="Courier New" w:cs="Courier New"/>
-                <w:sz w:val="20"/>
-                <w:szCs w:val="20"/>
-                <w:lang w:val="en-US"/>
-              </w:rPr>
-              <w:t>freertr.router</w:t>
-            </w:r>
-            <w:proofErr w:type="gramEnd"/>
-            <w:r>
-              <w:rPr>
-                <w:rFonts w:ascii="Courier New" w:hAnsi="Courier New" w:cs="Courier New"/>
-                <w:sz w:val="20"/>
-                <w:szCs w:val="20"/>
-                <w:lang w:val="en-US"/>
-              </w:rPr>
-              <w:t>_set</w:t>
-            </w:r>
-            <w:proofErr w:type="spellEnd"/>
-            <w:r>
-              <w:rPr>
-                <w:rFonts w:ascii="Courier New" w:hAnsi="Courier New" w:cs="Courier New"/>
-                <w:sz w:val="20"/>
-                <w:szCs w:val="20"/>
-                <w:lang w:val="en-US"/>
-              </w:rPr>
-              <w:t>('VIT0071', '10.160.0.20', '22222', 'rare', 'rare')</w:t>
+              <w:t>2 | freertr = freertr_polka()</w:t>
             </w:r>
           </w:p>
           <w:p>
@@ -345,38 +147,7 @@
                 <w:szCs w:val="20"/>
                 <w:lang w:val="en-US"/>
               </w:rPr>
-              <w:t xml:space="preserve">4 | </w:t>
-            </w:r>
-            <w:proofErr w:type="spellStart"/>
-            <w:proofErr w:type="gramStart"/>
-            <w:r>
-              <w:rPr>
-                <w:rFonts w:ascii="Courier New" w:hAnsi="Courier New" w:cs="Courier New"/>
-                <w:sz w:val="20"/>
-                <w:szCs w:val="20"/>
-                <w:lang w:val="en-US"/>
-              </w:rPr>
-              <w:t>freertr.tunnel</w:t>
-            </w:r>
-            <w:proofErr w:type="gramEnd"/>
-            <w:r>
-              <w:rPr>
-                <w:rFonts w:ascii="Courier New" w:hAnsi="Courier New" w:cs="Courier New"/>
-                <w:sz w:val="20"/>
-                <w:szCs w:val="20"/>
-                <w:lang w:val="en-US"/>
-              </w:rPr>
-              <w:t>_set</w:t>
-            </w:r>
-            <w:proofErr w:type="spellEnd"/>
-            <w:r>
-              <w:rPr>
-                <w:rFonts w:ascii="Courier New" w:hAnsi="Courier New" w:cs="Courier New"/>
-                <w:sz w:val="20"/>
-                <w:szCs w:val="20"/>
-                <w:lang w:val="en-US"/>
-              </w:rPr>
-              <w:t>('VIT0071', 'tunnel174516', '40.17.16.1', '255.255.255.252', '10.45.45.45,10.16.16.16', 'POLKA tunnel from VIT0071[1] -&gt; SPO0021[2] via MG')</w:t>
+              <w:t>3 | freertr.router_set('VIT0071', '10.160.0.20', '22222', 'rare', 'rare')</w:t>
             </w:r>
           </w:p>
           <w:p>
@@ -396,78 +167,7 @@
                 <w:szCs w:val="20"/>
                 <w:lang w:val="en-US"/>
               </w:rPr>
-              <w:t xml:space="preserve">5 | </w:t>
-            </w:r>
-            <w:proofErr w:type="spellStart"/>
-            <w:proofErr w:type="gramStart"/>
-            <w:r>
-              <w:rPr>
-                <w:rFonts w:ascii="Courier New" w:hAnsi="Courier New" w:cs="Courier New"/>
-                <w:sz w:val="20"/>
-                <w:szCs w:val="20"/>
-                <w:lang w:val="en-US"/>
-              </w:rPr>
-              <w:t>freertr.accesslist</w:t>
-            </w:r>
-            <w:proofErr w:type="gramEnd"/>
-            <w:r>
-              <w:rPr>
-                <w:rFonts w:ascii="Courier New" w:hAnsi="Courier New" w:cs="Courier New"/>
-                <w:sz w:val="20"/>
-                <w:szCs w:val="20"/>
-                <w:lang w:val="en-US"/>
-              </w:rPr>
-              <w:t>_set</w:t>
-            </w:r>
-            <w:proofErr w:type="spellEnd"/>
-            <w:r>
-              <w:rPr>
-                <w:rFonts w:ascii="Courier New" w:hAnsi="Courier New" w:cs="Courier New"/>
-                <w:sz w:val="20"/>
-                <w:szCs w:val="20"/>
-                <w:lang w:val="en-US"/>
-              </w:rPr>
-              <w:t>('VIT0071', '</w:t>
-            </w:r>
-            <w:proofErr w:type="spellStart"/>
-            <w:r>
-              <w:rPr>
-                <w:rFonts w:ascii="Courier New" w:hAnsi="Courier New" w:cs="Courier New"/>
-                <w:sz w:val="20"/>
-                <w:szCs w:val="20"/>
-                <w:lang w:val="en-US"/>
-              </w:rPr>
-              <w:t>tunnel_vix_sp</w:t>
-            </w:r>
-            <w:proofErr w:type="spellEnd"/>
-            <w:r>
-              <w:rPr>
-                <w:rFonts w:ascii="Courier New" w:hAnsi="Courier New" w:cs="Courier New"/>
-                <w:sz w:val="20"/>
-                <w:szCs w:val="20"/>
-                <w:lang w:val="en-US"/>
-              </w:rPr>
-              <w:t>', '</w:t>
-            </w:r>
-            <w:proofErr w:type="spellStart"/>
-            <w:r>
-              <w:rPr>
-                <w:rFonts w:ascii="Courier New" w:hAnsi="Courier New" w:cs="Courier New"/>
-                <w:sz w:val="20"/>
-                <w:szCs w:val="20"/>
-                <w:lang w:val="en-US"/>
-              </w:rPr>
-              <w:t>tcp</w:t>
-            </w:r>
-            <w:proofErr w:type="spellEnd"/>
-            <w:r>
-              <w:rPr>
-                <w:rFonts w:ascii="Courier New" w:hAnsi="Courier New" w:cs="Courier New"/>
-                <w:sz w:val="20"/>
-                <w:szCs w:val="20"/>
-                <w:lang w:val="en-US"/>
-              </w:rPr>
-              <w:t>', '10.0.0.0', '255.255.255.0', '10.16.0.0', '255.255.255.0', '0x20')</w:t>
+              <w:t>4 | freertr.tunnel_set('VIT0071', 'tunnel174516', '40.17.16.1', '255.255.255.252', '10.45.45.45,10.16.16.16', 'POLKA tunnel from VIT0071[1] -&gt; SPO0021[2] via MG')</w:t>
             </w:r>
           </w:p>
           <w:p>
@@ -487,65 +187,17 @@
                 <w:szCs w:val="20"/>
                 <w:lang w:val="en-US"/>
               </w:rPr>
-              <w:t xml:space="preserve">6 | </w:t>
-            </w:r>
-            <w:proofErr w:type="spellStart"/>
-            <w:proofErr w:type="gramStart"/>
-            <w:r>
-              <w:rPr>
-                <w:rFonts w:ascii="Courier New" w:hAnsi="Courier New" w:cs="Courier New"/>
-                <w:sz w:val="20"/>
-                <w:szCs w:val="20"/>
-                <w:lang w:val="en-US"/>
-              </w:rPr>
-              <w:t>freertr.accesslist</w:t>
-            </w:r>
-            <w:proofErr w:type="gramEnd"/>
-            <w:r>
-              <w:rPr>
-                <w:rFonts w:ascii="Courier New" w:hAnsi="Courier New" w:cs="Courier New"/>
-                <w:sz w:val="20"/>
-                <w:szCs w:val="20"/>
-                <w:lang w:val="en-US"/>
-              </w:rPr>
-              <w:t>_assign</w:t>
-            </w:r>
-            <w:proofErr w:type="spellEnd"/>
-            <w:r>
-              <w:rPr>
-                <w:rFonts w:ascii="Courier New" w:hAnsi="Courier New" w:cs="Courier New"/>
-                <w:sz w:val="20"/>
-                <w:szCs w:val="20"/>
-                <w:lang w:val="en-US"/>
-              </w:rPr>
-              <w:t>('VIT0071', '</w:t>
-            </w:r>
-            <w:proofErr w:type="spellStart"/>
-            <w:r>
-              <w:rPr>
-                <w:rFonts w:ascii="Courier New" w:hAnsi="Courier New" w:cs="Courier New"/>
-                <w:sz w:val="20"/>
-                <w:szCs w:val="20"/>
-                <w:lang w:val="en-US"/>
-              </w:rPr>
-              <w:t>tunnel_vix_sp</w:t>
-            </w:r>
-            <w:proofErr w:type="spellEnd"/>
-            <w:r>
-              <w:rPr>
-                <w:rFonts w:ascii="Courier New" w:hAnsi="Courier New" w:cs="Courier New"/>
-                <w:sz w:val="20"/>
-                <w:szCs w:val="20"/>
-                <w:lang w:val="en-US"/>
-              </w:rPr>
-              <w:t>', '40.17.16.1')</w:t>
+              <w:t>5 | freertr.accesslist_set('VIT0071', 'tunnel_vix_sp', 'tcp', '10.0.0.0', '255.255.255.0', '10.16.0.0', '255.255.255.0', '0x20')</w:t>
             </w:r>
           </w:p>
           <w:p>
             <w:pPr>
-              <w:rPr>
-                <w:sz w:val="20"/>
-                <w:szCs w:val="20"/>
+              <w:ind w:left="742" w:hanging="742"/>
+              <w:rPr>
+                <w:rFonts w:ascii="Courier New" w:hAnsi="Courier New" w:cs="Courier New"/>
+                <w:sz w:val="20"/>
+                <w:szCs w:val="20"/>
+                <w:lang w:val="en-US"/>
               </w:rPr>
             </w:pPr>
             <w:r>
@@ -555,10 +207,16 @@
                 <w:szCs w:val="20"/>
                 <w:lang w:val="en-US"/>
               </w:rPr>
-              <w:t xml:space="preserve">7 | </w:t>
+              <w:t>6 | freertr.accesslist_assign('VIT0071', 'tunnel_vix_sp', '40.17.16.1')</w:t>
             </w:r>
-            <w:proofErr w:type="spellStart"/>
-            <w:proofErr w:type="gramStart"/>
+          </w:p>
+          <w:p>
+            <w:pPr>
+              <w:rPr>
+                <w:sz w:val="20"/>
+                <w:szCs w:val="20"/>
+              </w:rPr>
+            </w:pPr>
             <w:r>
               <w:rPr>
                 <w:rFonts w:ascii="Courier New" w:hAnsi="Courier New" w:cs="Courier New"/>
@@ -566,18 +224,7 @@
                 <w:szCs w:val="20"/>
                 <w:lang w:val="en-US"/>
               </w:rPr>
-              <w:t>freertr.close</w:t>
-            </w:r>
-            <w:proofErr w:type="spellEnd"/>
-            <w:proofErr w:type="gramEnd"/>
-            <w:r>
-              <w:rPr>
-                <w:rFonts w:ascii="Courier New" w:hAnsi="Courier New" w:cs="Courier New"/>
-                <w:sz w:val="20"/>
-                <w:szCs w:val="20"/>
-                <w:lang w:val="en-US"/>
-              </w:rPr>
-              <w:t>()</w:t>
+              <w:t>7 | freertr.close()</w:t>
             </w:r>
           </w:p>
         </w:tc>
@@ -592,15 +239,7 @@
     <w:p>
       <w:r>
         <w:lastRenderedPageBreak/>
-        <w:t xml:space="preserve">O </w:t>
-      </w:r>
-      <w:proofErr w:type="spellStart"/>
-      <w:r>
-        <w:t>Webserver</w:t>
-      </w:r>
-      <w:proofErr w:type="spellEnd"/>
-      <w:r>
-        <w:t xml:space="preserve"> pode ser iniciado pelo script ‘webserve.py’, um servidor fica disponível na porta 5000 e pode ser usado para verificar as configurações dos roteadores.</w:t>
+        <w:t>O Webserver pode ser iniciado pelo script ‘webserve.py’, um servidor fica disponível na porta 5000 e pode ser usado para verificar as configurações dos roteadores.</w:t>
       </w:r>
     </w:p>
     <w:p>
@@ -697,23 +336,7 @@
     </w:p>
     <w:p>
       <w:r>
-        <w:t>Clicando na aba “</w:t>
-      </w:r>
-      <w:proofErr w:type="spellStart"/>
-      <w:r>
-        <w:t>Tunnels</w:t>
-      </w:r>
-      <w:proofErr w:type="spellEnd"/>
-      <w:r>
-        <w:t xml:space="preserve">”, é possível ver a lista de túneis, seus endereços IP e o caminho usado pelo protocolo </w:t>
-      </w:r>
-      <w:proofErr w:type="spellStart"/>
-      <w:r>
-        <w:t>PolKA</w:t>
-      </w:r>
-      <w:proofErr w:type="spellEnd"/>
-      <w:r>
-        <w:t xml:space="preserve"> para envio de pacotes.</w:t>
+        <w:t>Clicando na aba “Tunnels”, é possível ver a lista de túneis, seus endereços IP e o caminho usado pelo protocolo PolKA para envio de pacotes.</w:t>
       </w:r>
     </w:p>
     <w:p>
@@ -760,15 +383,7 @@
     </w:p>
     <w:p>
       <w:r>
-        <w:t xml:space="preserve">A aba “Access </w:t>
-      </w:r>
-      <w:proofErr w:type="spellStart"/>
-      <w:r>
-        <w:t>List</w:t>
-      </w:r>
-      <w:proofErr w:type="spellEnd"/>
-      <w:r>
-        <w:t>” mostra as po</w:t>
+        <w:t>A aba “Access List” mostra as po</w:t>
       </w:r>
       <w:r>
         <w:t>líticas configurados no roteador e indica, se for o caso, para qual túnel devem ser enviados os dados filtrados pela regra.</w:t>
@@ -808,6 +423,72 @@
                     <a:prstGeom prst="rect">
                       <a:avLst/>
                     </a:prstGeom>
+                  </pic:spPr>
+                </pic:pic>
+              </a:graphicData>
+            </a:graphic>
+          </wp:inline>
+        </w:drawing>
+      </w:r>
+    </w:p>
+    <w:p>
+      <w:r>
+        <w:br w:type="page"/>
+      </w:r>
+    </w:p>
+    <w:p>
+      <w:r>
+        <w:lastRenderedPageBreak/>
+        <w:t>O quadro superior esquerdo permite visualizar as configurações dos roteadores de borda com seus túneis e políticas. O quadro inferior contém uma imagem estática que apresenta a topologia da rede. O quadro superior direito contém o gráfico de latência, esse gráfico mostra uma linha para cada monitoramento ativo que está sendo recebido pelo servidor, os dados apresentados são dos últimos dois minutos, a janela de tempo visualizada e o limite de dados arquivados pelo servidor podem ser configurados.</w:t>
+      </w:r>
+    </w:p>
+    <w:p>
+      <w:r>
+        <w:rPr>
+          <w:noProof/>
+        </w:rPr>
+        <w:drawing>
+          <wp:inline distT="0" distB="0" distL="0" distR="0" wp14:anchorId="6791FAA4" wp14:editId="5529727B">
+            <wp:extent cx="5760720" cy="2747645"/>
+            <wp:effectExtent l="0" t="0" r="0" b="0"/>
+            <wp:docPr id="1288720777" name="Imagem 1"/>
+            <wp:cNvGraphicFramePr>
+              <a:graphicFrameLocks xmlns:a="http://schemas.openxmlformats.org/drawingml/2006/main" noChangeAspect="1"/>
+            </wp:cNvGraphicFramePr>
+            <a:graphic xmlns:a="http://schemas.openxmlformats.org/drawingml/2006/main">
+              <a:graphicData uri="http://schemas.openxmlformats.org/drawingml/2006/picture">
+                <pic:pic xmlns:pic="http://schemas.openxmlformats.org/drawingml/2006/picture">
+                  <pic:nvPicPr>
+                    <pic:cNvPr id="0" name="Picture 1"/>
+                    <pic:cNvPicPr>
+                      <a:picLocks noChangeAspect="1" noChangeArrowheads="1"/>
+                    </pic:cNvPicPr>
+                  </pic:nvPicPr>
+                  <pic:blipFill>
+                    <a:blip r:embed="rId9">
+                      <a:extLst>
+                        <a:ext uri="{28A0092B-C50C-407E-A947-70E740481C1C}">
+                          <a14:useLocalDpi xmlns:a14="http://schemas.microsoft.com/office/drawing/2010/main" val="0"/>
+                        </a:ext>
+                      </a:extLst>
+                    </a:blip>
+                    <a:srcRect/>
+                    <a:stretch>
+                      <a:fillRect/>
+                    </a:stretch>
+                  </pic:blipFill>
+                  <pic:spPr bwMode="auto">
+                    <a:xfrm>
+                      <a:off x="0" y="0"/>
+                      <a:ext cx="5760720" cy="2747645"/>
+                    </a:xfrm>
+                    <a:prstGeom prst="rect">
+                      <a:avLst/>
+                    </a:prstGeom>
+                    <a:noFill/>
+                    <a:ln>
+                      <a:noFill/>
+                    </a:ln>
                   </pic:spPr>
                 </pic:pic>
               </a:graphicData>
